--- a/public/gallery/examples/project-manager/zh-hans/resume.docx
+++ b/public/gallery/examples/project-manager/zh-hans/resume.docx
@@ -66,7 +66,7 @@
         </w:rPr>
         <w:t xml:space="preserve">📧 </w:t>
       </w:r>
-      <w:hyperlink w:history="1" r:id="rIdvjtlewim6ugni_u88si6m">
+      <w:hyperlink w:history="1" r:id="rIdnua9avnucusl5fgfmmv57">
         <w:r>
           <w:rPr>
             <w:sz w:val="18"/>
@@ -89,7 +89,7 @@
         </w:rPr>
         <w:t xml:space="preserve">🔗 </w:t>
       </w:r>
-      <w:hyperlink w:history="1" r:id="rIdq2ifpokxwsnpfyuvezweb">
+      <w:hyperlink w:history="1" r:id="rIdna8mteq8b3zsnj3ljye1k">
         <w:r>
           <w:rPr>
             <w:sz w:val="18"/>
@@ -124,7 +124,7 @@
         <w:spacing w:after="200" w:line="276"/>
         <w:jc w:val="center"/>
       </w:pPr>
-      <w:hyperlink w:history="1" r:id="rIdulkiyjr-nx3asn5cq0foa">
+      <w:hyperlink w:history="1" r:id="rId0rsdhfydswggu2pwan3ic">
         <w:r>
           <w:rPr>
             <w:sz w:val="18"/>
@@ -140,7 +140,7 @@
         </w:rPr>
         <w:t xml:space="preserve"> • </w:t>
       </w:r>
-      <w:hyperlink w:history="1" r:id="rIdavb2aw44n6hgdsznpczje">
+      <w:hyperlink w:history="1" r:id="rIdy4llvmb_qhrphdvim3jk3">
         <w:r>
           <w:rPr>
             <w:sz w:val="18"/>
@@ -156,7 +156,7 @@
         </w:rPr>
         <w:t xml:space="preserve"> • </w:t>
       </w:r>
-      <w:hyperlink w:history="1" r:id="rIdhayi-z4t-nmjmevhji3oo">
+      <w:hyperlink w:history="1" r:id="rIdx1rwknpqgkrmhwyh_kxap">
         <w:r>
           <w:rPr>
             <w:sz w:val="18"/>
@@ -303,7 +303,7 @@
         </w:rPr>
         <w:t xml:space="preserve">	</w:t>
       </w:r>
-      <w:hyperlink w:history="1" r:id="rIdbqfawtnqc5e_b4dpdkvs-">
+      <w:hyperlink w:history="1" r:id="rIdoqrfetq53_e_0jaglgvmx">
         <w:r>
           <w:rPr>
             <w:sz w:val="18"/>
@@ -466,7 +466,7 @@
         </w:rPr>
         <w:t xml:space="preserve">	</w:t>
       </w:r>
-      <w:hyperlink w:history="1" r:id="rIdkkk2kz0llhqi6we6veey5">
+      <w:hyperlink w:history="1" r:id="rIdjvs1vki0no7fdzw0fb6sg">
         <w:r>
           <w:rPr>
             <w:sz w:val="18"/>
@@ -648,7 +648,7 @@
         </w:rPr>
         <w:t xml:space="preserve">	</w:t>
       </w:r>
-      <w:hyperlink w:history="1" r:id="rIdtms2nu3jdgcvnfrpdypyo">
+      <w:hyperlink w:history="1" r:id="rIdwjnk59lhzc9vqbfrrri8h">
         <w:r>
           <w:rPr>
             <w:sz w:val="18"/>
@@ -1114,7 +1114,7 @@
         </w:rPr>
         <w:t xml:space="preserve">	</w:t>
       </w:r>
-      <w:hyperlink w:history="1" r:id="rIdbbjay46trjv3iodaj-cjf">
+      <w:hyperlink w:history="1" r:id="rIdo22b5es-ocjlciwijfxgy">
         <w:r>
           <w:rPr>
             <w:sz w:val="18"/>
@@ -1180,7 +1180,7 @@
         </w:rPr>
         <w:t xml:space="preserve">	</w:t>
       </w:r>
-      <w:hyperlink w:history="1" r:id="rIdqejwcgfcnp2v2rpaae6jl">
+      <w:hyperlink w:history="1" r:id="rIdvgpvap6ewablnw29pvpch">
         <w:r>
           <w:rPr>
             <w:sz w:val="18"/>
@@ -1265,7 +1265,7 @@
         </w:rPr>
         <w:t xml:space="preserve">	</w:t>
       </w:r>
-      <w:hyperlink w:history="1" r:id="rIdltyo7shcgslbx-233uorj">
+      <w:hyperlink w:history="1" r:id="rIdlaam1ey9ymr5sfjrevt-d">
         <w:r>
           <w:rPr>
             <w:sz w:val="18"/>
@@ -1362,7 +1362,7 @@
         </w:rPr>
         <w:t xml:space="preserve">	</w:t>
       </w:r>
-      <w:hyperlink w:history="1" r:id="rIdogmu9bkb0vvjztjefyn0x">
+      <w:hyperlink w:history="1" r:id="rIdwjyn0u-agcr2iz_zpzv-u">
         <w:r>
           <w:rPr>
             <w:sz w:val="18"/>
@@ -1586,7 +1586,7 @@
         </w:rPr>
         <w:t xml:space="preserve">	</w:t>
       </w:r>
-      <w:hyperlink w:history="1" r:id="rId5vfd-q2si2bunpy-wmkah">
+      <w:hyperlink w:history="1" r:id="rIdbhcfev1xl6jbc6pvmni1s">
         <w:r>
           <w:rPr>
             <w:sz w:val="18"/>
